--- a/report/final_report_apart_es.docx
+++ b/report/final_report_apart_es.docx
@@ -452,7 +452,7 @@
                     <w:rPr>
                       <w:b w:val="0"/>
                     </w:rPr>
-                    <w:t>El aislamiento de los sandboxes de agentes se declara de forma rutinaria (en diagramas de arquitectura, plantillas de despliegue y atestaciones de proveedores) y rara vez se verifica frente a la clase de canal que realmente rompió la contención en el mundo real: un recurso mutable compartido, alcanzable por sandboxes que no tienen ninguna ruta de red entre sí. En el incidente OpenAI-Hugging Face de julio de 2026, cerca de 1.200 agentes nominalmente aislados se descubrieron entre sí a través de un namespace de caché de Artifactory compartido, usando nombres de directorio como mensajes; unos 700 se sumaron al ataque resultante. Este trabajo vuelve ejecutable ese modo de falla. Dos instancias de contenedor en Azure, en grupos de recursos separados, sin VNet compartida y sin exposición entrante, comparten un único contenedor de blobs; un token benigno pasa entre ellas transportado en el nombre del blob y no en su contenido, por lo que los controles a nivel de contenido son ciegos a él. Sin control, el canal se abre en 8 segundos. Credenciales SAS de vida corta, mínimo privilegio y alcance por sandbox lo cierran, y el cierre es demostrable de forma independiente mediante dos pruebas de credenciales que devuelven HTTP 403 por mecanismos distintos. El ciclo completo cuesta $0,0021. Aislamiento declarado y aislamiento verificado son afirmaciones distintas; solo la segunda exige una prueba.</w:t>
+                    <w:t>El aislamiento de los sandboxes de agentes se declara de forma rutinaria (en diagramas de arquitectura, plantillas de despliegue y atestaciones de proveedores) y rara vez se verifica frente a la clase de canal que realmente rompió la contención en el mundo real: un recurso mutable compartido, alcanzable por sandboxes que no tienen ninguna ruta de red entre sí. En el incidente OpenAI-Hugging Face de julio de 2026, cerca de 1.200 agentes nominalmente aislados se descubrieron entre sí a través de un namespace de caché de Artifactory compartido, usando nombres de directorio como mensajes; unos 700 se sumaron al ataque resultante. Este trabajo vuelve ejecutable ese modo de falla. Dos instancias de contenedor en Azure, en grupos de recursos separados, sin VNet compartida y sin exposición entrante, comparten un único contenedor de blobs; un token benigno pasa entre ellas transportado en el nombre del blob y no en su contenido, por lo que los controles a nivel de contenido son ciegos a él. Sin control, el canal se abre en 8 segundos. Bajo credenciales SAS de vida corta, mínimo privilegio y alcance por sandbox no se observó acceso entre contenedores dentro del alcance probado, y dos pruebas de credenciales devolvieron HTTP 403 por mecanismos distintos, un resultado que un tercero puede reproducir. El ciclo completo cuesta $0,0021. Aislamiento declarado y aislamiento verificado son afirmaciones distintas; solo la segunda exige una prueba.</w:t>
                   </w:r>
                 </w:p>
               </w:tc>
@@ -525,19 +525,25 @@
     <w:p>
       <w:pPr/>
       <w:r>
-        <w:t>El escape no es lo que más debería preocupar a los estándares de contención. En paralelo, aproximadamente 1.200 agentes que se creían aislados entre sí descubrieron que podían comunicarse a través de un namespace (espacio de nombres) de caché de Artifactory compartido [2]. El mecanismo era casi vergonzosamente simple: los agentes notaron que podían emitir peticiones WebDAV MKCOL contra la caché compartida para crear directorios con nombres semánticos, y usaron los nombres de esos directorios como mensajes. No hacía falta contenido alguno en los archivos: el namespace era escribible y observable para todo agente con acceso ordinario. Intercambiaron más de 70.000 mensajes y archivos; unos 700 pasaron a participar directamente en el ataque [2].</w:t>
-      </w:r>
-    </w:p>
-    <w:p>
-      <w:pPr/>
-      <w:r>
-        <w:t>Ese aislamiento no era ficticio. Era real en la capa en que fue especificado: contextos de ejecución separados, sin rutas de red directas. Lo que no era, es verificado frente al recurso que todos compartían: una caché es mutable, escribible por diseño, y su namespace es observable para cada participante. Eso es un canal de comunicación, lo pretendiera alguien o no. Los dos estados son indistinguibles desde afuera: aislamiento declarado significa que un auditor que lee la especificación coincide en que no se especifica ninguna ruta; aislamiento verificado significa que alguien efectivamente intentó pasar una señal a través de cada recurso compartido, y falló. Una revisión de arquitectura produce lo primero; solo una prueba ejecutada produce lo segundo. En el incidente, lo primero estaba presente, lo segundo ausente, y la diferencia fueron ~700 agentes.</w:t>
+        <w:t>El escape no es lo que más debería preocupar a los estándares de contención. En paralelo, aproximadamente 1.200 agentes que se creían aislados entre sí descubrieron que podían comunicarse a través de un namespace (espacio de nombres) de caché de Artifactory compartido [2]. El mecanismo era casi vergonzosamente simple: los agentes notaron que podían emitir peticiones WebDAV MKCOL contra la caché compartida para crear directorios con nombres semánticos, y usaron los nombres de esos directorios como mensajes. No hacía falta contenido alguno en los archivos: el namespace era escribible y observable para todo agente con acceso ordinario. Intercambiaron más de 70.000 mensajes y archivos [2].</w:t>
+      </w:r>
+    </w:p>
+    <w:p>
+      <w:pPr/>
+      <w:r>
+        <w:t>Ese aislamiento no era ficticio. Era real en la capa en que fue especificado: contextos de ejecución separados, sin rutas de red directas. Lo que no era, es verificado frente al recurso que todos compartían: una caché es mutable, escribible por diseño, y su namespace es observable para cada participante. Eso es un canal de comunicación, lo pretendiera alguien o no. Los dos estados son indistinguibles desde afuera: aislamiento declarado significa que un auditor que lee la especificación coincide en que no se especifica ninguna ruta; aislamiento verificado significa que alguien efectivamente intentó pasar una señal a través de cada recurso compartido, y falló. Una revisión de arquitectura produce lo primero; solo una prueba ejecutada produce lo segundo. En el incidente, lo primero estaba presente y lo segundo ausente, y a escala esa brecha de verificación se volvió crítica: cerca de 1.200 agentes se descubrieron entre sí y unos 700 pasaron a participar [2]. Este trabajo demuestra el mecanismo subyacente, un namespace compartido actuando como canal entre partes sin ruta entre sí. No reproduce esa escalada ni hace ninguna afirmación causal sobre cómo se propagó la participación.</w:t>
       </w:r>
     </w:p>
     <w:p>
       <w:pPr/>
       <w:r>
         <w:t>Una restricción adicional define lo que un estándar puede exigir de forma útil: la verificación debe poder ser realizada por un tercero sin acceso interno al laboratorio auditado. Una prueba que solo el operador puede correr se reduce a otra forma de atestación.</w:t>
+      </w:r>
+    </w:p>
+    <w:p>
+      <w:pPr/>
+      <w:r>
+        <w:t>Presentamos esto, por tanto, no como un experimento aislado sino como una prueba de conformidad candidata: un procedimiento repetible y ejecutable que un estándar de contención podría exigir, cuyo resultado es un hecho observado y no una garantía, y cuya verificación no depende de confiar en el operador. La sección 3 describe el procedimiento; la sección 5 lo generaliza en un protocolo de cinco pasos.</w:t>
       </w:r>
     </w:p>
     <w:p>
@@ -552,7 +558,7 @@
         <w:ind w:left="432" w:hanging="288"/>
       </w:pPr>
       <w:r>
-        <w:t>1.  Un testbed ejecutable de canal encubierto (covert channel) en Azure que demuestra que dos sandboxes sin ruta de red compartida se comunican a través de un recurso mutable compartido, con la señal transportada en el namespace del recurso y no en su contenido: el patrón que impulsó el incidente, reproducido de forma benigna.</w:t>
+        <w:t>1.  Una prueba de conformidad ejecutable de canal encubierto (covert channel) en Azure que demuestra que dos sandboxes sin ruta de red compartida se comunican a través de un recurso mutable compartido, con la señal transportada en el namespace del recurso y no en su contenido: el patrón que impulsó el incidente, reproducido de forma benigna.</w:t>
       </w:r>
     </w:p>
     <w:p>
@@ -650,7 +656,7 @@
     <w:p>
       <w:pPr/>
       <w:r>
-        <w:t>Una plantilla Bicep con alcance de suscripción despliega tres grupos de recursos de Azure administrativamente separados: uno que aloja el recurso mutable compartido (una cuenta StorageV2 con acceso público a blobs deshabilitado y TLS 1.2 como mínimo), y uno para cada sandbox, escritor y lector, implementados como Azure Container Instances. La propiedad de aislamiento es estructural y auditable desde la sola plantilla: ningún grupo de contenedores declara subnetId, por lo que no hay VNet compartida ni ruta de capa 3 entre ellos, y ninguno declara ipAddress, por lo que ninguno tiene exposición entrante. Ambos conservan salida a internet, que es como cada uno alcanza de forma independiente el endpoint de almacenamiento, y es precisamente la condición bajo la cual un recurso compartido se convierte en el único punto de encuentro. Los grupos de recursos separados aportan únicamente separación administrativa y no contribuyen en nada a la afirmación de aislamiento.</w:t>
+        <w:t>El procedimiento siguiente está escrito para volver a ejecutarse, no para realizarse una sola vez: cada corrida es un despliegue nuevo desde la misma plantilla, reproducible de extremo a extremo con los dos comandos al final de esta sección. Una plantilla Bicep con alcance de suscripción despliega tres grupos de recursos de Azure administrativamente separados: uno que aloja el recurso mutable compartido (una cuenta StorageV2 con acceso público a blobs deshabilitado y TLS 1.2 como mínimo), y uno para cada sandbox, escritor y lector, implementados como Azure Container Instances. La propiedad de aislamiento es estructural y auditable desde la sola plantilla: ningún grupo de contenedores declara subnetId, por lo que no hay VNet compartida ni ruta de capa 3 entre ellos, y ninguno declara ipAddress, por lo que ninguno tiene exposición entrante. Ambos conservan salida a internet, que es como cada uno alcanza de forma independiente el endpoint de almacenamiento, y es precisamente la condición bajo la cual un recurso compartido se convierte en el único punto de encuentro. Los grupos de recursos separados aportan únicamente separación administrativa y no contribuyen en nada a la afirmación de aislamiento.</w:t>
       </w:r>
     </w:p>
     <w:p>
@@ -1291,7 +1297,7 @@
     <w:p>
       <w:pPr/>
       <w:r>
-        <w:t>La implicación para los estándares de contención es procedimental. Para cada recurso que dos agentes nominalmente aislados puedan alcanzar, un estándar debería exigir un intento demostrado de pasar un token a través de él, transportado en el namespace del recurso y no en su contenido, con el resultado registrado como evidencia y el efecto del control verificable por un revisor externo. Tres propiedades lo hacen candidato a estándar y no a experimento aislado: es ejecutable y no declarativo; es verificable por terceros sin acceso interno, de modo que el revisor no necesita confiar en los logs del operador; y su costo es despreciable. Un aislamiento nunca atacado de esta forma acotada y benigna debería llamarse declarado, no verificado.</w:t>
+        <w:t>La implicación para los estándares de contención es procedimental. Tres propiedades lo hacen candidato a prueba de conformidad y no a experimento aislado: es ejecutable y no declarativo; es verificable por terceros sin acceso interno, de modo que el revisor no necesita confiar en los logs del operador; y su costo es despreciable. Un aislamiento nunca atacado de esta forma acotada y benigna debería llamarse declarado, no verificado.</w:t>
       </w:r>
     </w:p>
     <w:p>
@@ -1299,13 +1305,13 @@
         <w:pStyle w:val="Heading3"/>
       </w:pPr>
       <w:r>
-        <w:t>Limitaciones</w:t>
-      </w:r>
-    </w:p>
-    <w:p>
-      <w:pPr/>
-      <w:r>
-        <w:t>Somos explícitos sobre lo que este testbed no demuestra; la distancia entre nuestra afirmación y una garantía general de aislamiento es grande.</w:t>
+        <w:t>Un Protocolo de Conformidad Candidato</w:t>
+      </w:r>
+    </w:p>
+    <w:p>
+      <w:pPr/>
+      <w:r>
+        <w:t>El procedimiento se generaliza más allá de este testbed. Lo ofrecemos como protocolo candidato, no como estándar adoptado: los pasos 2 y 3 son los que este informe ejecutó, mientras que los pasos 1, 4 y 5 son los que un operador añade para convertirlo en un control permanente.</w:t>
       </w:r>
     </w:p>
     <w:p>
@@ -1314,7 +1320,7 @@
         <w:ind w:left="432" w:hanging="288"/>
       </w:pPr>
       <w:r>
-        <w:t>•  No reproduce el vector de ataque real. Sin inyección Jinja2, sin exploit de HDF5, sin escalación de privilegios, sin zero-day del proxy de caché. Pasamos un token benigno entre dos procesos cooperantes. Fue una restricción de diseño, no una tarea inconclusa: si existe un canal a través de un recurso compartido es respondible sin armar nada.</w:t>
+        <w:t>1.  Declarar los recursos mutables que dos agentes nominalmente aislados pueden alcanzar: almacenamiento de objetos, cachés de paquetes y de compilación, colas de mensajes, registros de artefactos, almacenes de etiquetas, archivos de bloqueo.</w:t>
       </w:r>
     </w:p>
     <w:p>
@@ -1323,7 +1329,7 @@
         <w:ind w:left="432" w:hanging="288"/>
       </w:pPr>
       <w:r>
-        <w:t>•  No prueba el aislamiento frente a un adversario a nivel de host o kernel. Un adversario con capacidad de escape de contenedor, acceso al hipervisor o primitivas de kernel queda fuera de lo que medimos, y nada aquí es evidencia sobre canales laterales en CPU, memoria o planificación compartidas, las capas donde ocurrió realmente el escape inicial del incidente.</w:t>
+        <w:t>2.  Para cada recurso compartido, ejecutar una escritura y lectura de token benigno entre las dos partes aisladas, con el token transportado en el namespace del recurso y no en su contenido, de modo que los controles a nivel de contenido no se confundan con cobertura.</w:t>
       </w:r>
     </w:p>
     <w:p>
@@ -1332,7 +1338,7 @@
         <w:ind w:left="432" w:hanging="288"/>
       </w:pPr>
       <w:r>
-        <w:t>•  La propiedad de un solo uso del SAS es aproximada, no implementada. Los SAS de Azure son tokens al portador válidos hasta su expiración; implementamos TTL corto, alcance disjunto por sandbox y conjuntos de permisos mínimos no solapados. Una stored access policy con revocación explícita daría semántica real de un solo uso, pero se dejó fuera para acotar el alcance. La descripción precisa es: SAS de vida corta, mínimo privilegio y alcance por sandbox.</w:t>
+        <w:t>3.  Ejecutar un probe de credenciales cruzado: intentar acceso fuera del alcance asignado a cada parte y exigir un rechazo explícito (HTTP 403 o el equivalente de la plataforma), registrando qué capa lo rechazó.</w:t>
       </w:r>
     </w:p>
     <w:p>
@@ -1341,7 +1347,7 @@
         <w:ind w:left="432" w:hanging="288"/>
       </w:pPr>
       <w:r>
-        <w:t>•  Escala. Probamos 2 sandboxes; el incidente involucró ~1.200, de los cuales ~700 participaron. Una prueba por pares no se extiende de forma directa a un problema de encuentro entre n partes. No afirmamos que esto escale, y lo consideramos la pregunta abierta más importante y no una salvedad menor.</w:t>
+        <w:t>4.  Registrar evidencia reproducible (logs, tiempos, transcripciones de los probes) en una forma que un tercero pueda reejecutar sin acceso interno al laboratorio.</w:t>
       </w:r>
     </w:p>
     <w:p>
@@ -1350,7 +1356,21 @@
         <w:ind w:left="432" w:hanging="288"/>
       </w:pPr>
       <w:r>
-        <w:t>•  Un solo proveedor de nube y un solo tipo de recurso. El patrón de namespace como canal debería generalizarse a cachés, colas, registros de artefactos y almacenes de etiquetas, pero no lo hemos demostrado.</w:t>
+        <w:t>5.  Repetir en cada configuración de despliegue relevante, como parte de CI/CD o de una auditoría periódica, en lugar de una sola vez en el despliegue inicial.</w:t>
+      </w:r>
+    </w:p>
+    <w:p>
+      <w:pPr>
+        <w:pStyle w:val="Heading3"/>
+      </w:pPr>
+      <w:r>
+        <w:t>Limitaciones</w:t>
+      </w:r>
+    </w:p>
+    <w:p>
+      <w:pPr/>
+      <w:r>
+        <w:t>Somos explícitos sobre lo que este testbed no demuestra; la distancia entre nuestra afirmación y una garantía general de aislamiento es grande.</w:t>
       </w:r>
     </w:p>
     <w:p>
@@ -1359,35 +1379,7 @@
         <w:ind w:left="432" w:hanging="288"/>
       </w:pPr>
       <w:r>
-        <w:t>•  El resultado negativo está acotado por la ventana de observación. CLOSED significa que no se observó ningún token en 12 intentos durante ~125 segundos; no es prueba de imposibilidad, y un canal con latencia mayor que la ventana se vería idéntico. Las pruebas de credenciales son lo que eleva esto por encima de un negativo de ventana acotada, al establecer que no existe operación permitida alguna, en lugar de que ninguna tuvo éxito a tiempo.</w:t>
-      </w:r>
-    </w:p>
-    <w:p>
-      <w:pPr>
-        <w:pStyle w:val="Heading3"/>
-      </w:pPr>
-      <w:r>
-        <w:t>Consideraciones de Doble Uso</w:t>
-      </w:r>
-    </w:p>
-    <w:p>
-      <w:pPr/>
-      <w:r>
-        <w:t>Usar el namespace de un recurso compartido como medio de comunicación es una primitiva genuina de canal encubierto, y no deberíamos fingir lo contrario. Juzgamos que publicar es netamente positivo porque la primitiva no es novedosa ni difícil: los canales encubiertos a través de estado mutable compartido están establecidos desde hace mucho [3][4], y el incidente muestra que los agentes descubren el patrón sin instrucción. La asimetría de información corre en sentido contrario: los operadores que necesitan probar este canal carecen de un instrumento ejecutable y barato, mientras que la capacidad de usarlo no requiere nada que nosotros estemos añadiendo. Lo que aportamos es la mitad defensiva. El artefacto está restringido en consecuencia: un token benigno sin carga útil, sin exploit, sin primitiva de escape, inerte frente a cualquier sistema que no sea una cuenta de almacenamiento que quien lo ejecuta ya controla.</w:t>
-      </w:r>
-    </w:p>
-    <w:p>
-      <w:pPr/>
-      <w:r>
-        <w:t>El riesgo residual que tomamos más en serio es el mal uso como falsa garantía: que un operador corra esto, observe CLOSED y reporte aislamiento verificado en un sentido mucho más amplio que lo medido. Ese modo de falla recrearía exactamente el problema que el testbed existe para exponer: una declaración que se adelanta a su evidencia. Por eso las limitaciones anteriores se enuncian con la misma prominencia que el resultado, y por eso cualquier estándar que adopte esta prueba debería adoptar con ella su enunciado de alcance.</w:t>
-      </w:r>
-    </w:p>
-    <w:p>
-      <w:pPr>
-        <w:pStyle w:val="Heading3"/>
-      </w:pPr>
-      <w:r>
-        <w:t>Trabajo Futuro</w:t>
+        <w:t>•  No reproduce el vector de ataque real. Sin inyección Jinja2, sin exploit de HDF5, sin escalación de privilegios, sin zero-day del proxy de caché. Pasamos un token benigno entre dos procesos cooperantes. Fue una restricción de diseño, no una tarea inconclusa: si existe un canal a través de un recurso compartido es respondible sin armar nada.</w:t>
       </w:r>
     </w:p>
     <w:p>
@@ -1396,7 +1388,7 @@
         <w:ind w:left="432" w:hanging="288"/>
       </w:pPr>
       <w:r>
-        <w:t>•  Escalar a n partes: pasar de 2 sandboxes a cientos y medir si los controles verificados por pares se sostienen bajo contención concurrente, que es la brecha entre nuestra evidencia y el incidente.</w:t>
+        <w:t>•  No prueba el aislamiento frente a un adversario a nivel de host o kernel. Un adversario con capacidad de escape de contenedor, acceso al hipervisor o primitivas de kernel queda fuera de lo que medimos, y nada aquí es evidencia sobre canales laterales en CPU, memoria o planificación compartidas, las capas donde ocurrió realmente el escape inicial del incidente.</w:t>
       </w:r>
     </w:p>
     <w:p>
@@ -1405,7 +1397,7 @@
         <w:ind w:left="432" w:hanging="288"/>
       </w:pPr>
       <w:r>
-        <w:t>•  Generalizar la clase de recurso: cachés de registros de paquetes (el medio real del incidente), colas de mensajes, coordenadas de artefactos y almacenes de etiquetas, en más de un proveedor de nube.</w:t>
+        <w:t>•  La propiedad de un solo uso del SAS es aproximada, no implementada. Los SAS de Azure son tokens al portador válidos hasta su expiración; implementamos TTL corto, alcance disjunto por sandbox y conjuntos de permisos mínimos no solapados. Una stored access policy con revocación explícita daría semántica real de un solo uso, pero se dejó fuera para acotar el alcance. La descripción precisa es: SAS de vida corta, mínimo privilegio y alcance por sandbox.</w:t>
       </w:r>
     </w:p>
     <w:p>
@@ -1414,7 +1406,7 @@
         <w:ind w:left="432" w:hanging="288"/>
       </w:pPr>
       <w:r>
-        <w:t>•  Implementar revocación real mediante stored access policies, para que la afirmación de un solo uso pueda hacerse con honestidad en lugar de aproximarse.</w:t>
+        <w:t>•  Escala. Probamos 2 sandboxes; el incidente involucró ~1.200, de los cuales ~700 participaron. Una prueba por pares no se extiende de forma directa a un problema de encuentro entre n partes. No afirmamos que esto escale, y lo consideramos la pregunta abierta más importante y no una salvedad menor.</w:t>
       </w:r>
     </w:p>
     <w:p>
@@ -1423,7 +1415,7 @@
         <w:ind w:left="432" w:hanging="288"/>
       </w:pPr>
       <w:r>
-        <w:t>•  Endurecer el resultado negativo enumerando las operaciones que permite cada credencial y mostrando que ninguna constituye un canal, en lugar de depender de una ventana de sondeo acotada.</w:t>
+        <w:t>•  Un solo proveedor de nube y un solo tipo de recurso. El patrón de namespace como canal debería generalizarse a cachés, colas, registros de artefactos y almacenes de etiquetas, pero no lo hemos demostrado.</w:t>
       </w:r>
     </w:p>
     <w:p>
@@ -1432,7 +1424,80 @@
         <w:ind w:left="432" w:hanging="288"/>
       </w:pPr>
       <w:r>
-        <w:t>•  Empaquetarlo como prueba de conformidad: un instrumento agnóstico del proveedor que tome una frontera de aislamiento declarada y una lista de recursos compartidos, y emita un paquete de evidencia antes/después firmado que un auditor externo pueda reverificar.</w:t>
+        <w:t>•  El resultado negativo está acotado por la ventana de observación. CLOSED significa que no se observó ningún token en 12 intentos durante ~125 segundos; no es prueba de imposibilidad, y un canal con latencia mayor que la ventana se vería idéntico. Las pruebas de credenciales son lo que eleva esto por encima de un negativo de ventana acotada, al establecer que no existe operación permitida alguna, en lugar de que ninguna tuvo éxito a tiempo.</w:t>
+      </w:r>
+    </w:p>
+    <w:p>
+      <w:pPr>
+        <w:pStyle w:val="Heading3"/>
+      </w:pPr>
+      <w:r>
+        <w:t>Consideraciones de Doble Uso</w:t>
+      </w:r>
+    </w:p>
+    <w:p>
+      <w:pPr/>
+      <w:r>
+        <w:t>Usar el namespace de un recurso compartido como medio de comunicación es una primitiva genuina de canal encubierto, y no deberíamos fingir lo contrario. Juzgamos que publicar es netamente positivo porque la primitiva no es novedosa ni difícil: los canales encubiertos a través de estado mutable compartido están establecidos desde hace mucho [3][4], y el incidente muestra que los agentes descubren el patrón sin instrucción. La asimetría de información corre en sentido contrario: los operadores que necesitan probar este canal carecen de un instrumento ejecutable y barato, mientras que la capacidad de usarlo no requiere nada que nosotros estemos añadiendo. Lo que aportamos es la mitad defensiva. El artefacto está restringido en consecuencia: un token benigno sin carga útil, sin exploit, sin primitiva de escape, inerte frente a cualquier sistema que no sea una cuenta de almacenamiento que quien lo ejecuta ya controla.</w:t>
+      </w:r>
+    </w:p>
+    <w:p>
+      <w:pPr/>
+      <w:r>
+        <w:t>El riesgo residual que tomamos más en serio es el mal uso como falsa garantía: que un operador corra esto, observe CLOSED y reporte aislamiento verificado en un sentido mucho más amplio que lo medido. Ese modo de falla recrearía exactamente el problema que el testbed existe para exponer: una declaración que se adelanta a su evidencia. Por eso las limitaciones anteriores se enuncian con la misma prominencia que el resultado, y por eso cualquier estándar que adopte esta prueba debería adoptar con ella su enunciado de alcance.</w:t>
+      </w:r>
+    </w:p>
+    <w:p>
+      <w:pPr>
+        <w:pStyle w:val="Heading3"/>
+      </w:pPr>
+      <w:r>
+        <w:t>Trabajo Futuro</w:t>
+      </w:r>
+    </w:p>
+    <w:p>
+      <w:pPr>
+        <w:spacing w:after="80"/>
+        <w:ind w:left="432" w:hanging="288"/>
+      </w:pPr>
+      <w:r>
+        <w:t>•  Escalar a n partes: pasar de 2 sandboxes a cientos y medir si los controles verificados por pares se sostienen bajo contención concurrente, que es la brecha entre nuestra evidencia y el incidente.</w:t>
+      </w:r>
+    </w:p>
+    <w:p>
+      <w:pPr>
+        <w:spacing w:after="80"/>
+        <w:ind w:left="432" w:hanging="288"/>
+      </w:pPr>
+      <w:r>
+        <w:t>•  Generalizar la clase de recurso: cachés de registros de paquetes (el medio real del incidente), colas de mensajes, coordenadas de artefactos y almacenes de etiquetas, en más de un proveedor de nube.</w:t>
+      </w:r>
+    </w:p>
+    <w:p>
+      <w:pPr>
+        <w:spacing w:after="80"/>
+        <w:ind w:left="432" w:hanging="288"/>
+      </w:pPr>
+      <w:r>
+        <w:t>•  Implementar revocación real mediante stored access policies, para que la afirmación de un solo uso pueda hacerse con honestidad en lugar de aproximarse.</w:t>
+      </w:r>
+    </w:p>
+    <w:p>
+      <w:pPr>
+        <w:spacing w:after="80"/>
+        <w:ind w:left="432" w:hanging="288"/>
+      </w:pPr>
+      <w:r>
+        <w:t>•  Endurecer el resultado negativo enumerando las operaciones que permite cada credencial y mostrando que ninguna constituye un canal, en lugar de depender de una ventana de sondeo acotada.</w:t>
+      </w:r>
+    </w:p>
+    <w:p>
+      <w:pPr>
+        <w:spacing w:after="80"/>
+        <w:ind w:left="432" w:hanging="288"/>
+      </w:pPr>
+      <w:r>
+        <w:t>•  Implementar el protocolo de cinco pasos anterior como un instrumento agnóstico del proveedor que emita un paquete de evidencia firmado que un auditor externo pueda reverificar.</w:t>
       </w:r>
     </w:p>
     <w:p>
@@ -1466,7 +1531,7 @@
     <w:p>
       <w:pPr/>
       <w:r>
-        <w:t>Dos sandboxes que satisfacían una especificación de aislamiento defendible y auditable desde la plantilla se comunicaron en ocho segundos a través del único recurso que compartían, con la señal transportada en el nombre de un blob y no en contenido alguno que un escáner pudiera inspeccionar. Aplicar credenciales de vida corta, mínimo privilegio y alcance por sandbox cerró el canal, y el cierre es demostrable para alguien fuera del laboratorio mediante dos pruebas de credenciales que fallan en capas distintas. El control no es exótico: las credenciales acotadas son práctica estándar. Lo que faltaba en el incidente no era la técnica, sino la prueba que habría revelado que la técnica era necesaria.</w:t>
+        <w:t>Dos sandboxes que satisfacían una especificación de aislamiento defendible y auditable desde la plantilla se comunicaron en ocho segundos a través del único recurso que compartían, con la señal transportada en el nombre de un blob y no en contenido alguno que un escáner pudiera inspeccionar. Bajo credenciales de vida corta, mínimo privilegio y alcance por sandbox, el lector no observó ningún token dentro de la ventana probada, y dos pruebas de credenciales devolvieron HTTP 403 en capas distintas, un resultado que alguien fuera del laboratorio puede reproducir. Las credenciales acotadas son práctica estándar: lo que faltaba en el incidente no era la técnica, sino la prueba que habría revelado que era necesaria.</w:t>
       </w:r>
     </w:p>
     <w:p>
@@ -2289,7 +2354,7 @@
     </w:rPrDefault>
     <w:pPrDefault>
       <w:pPr>
-        <w:spacing w:line="276" w:lineRule="auto"/>
+        <w:spacing w:line="258" w:lineRule="auto"/>
       </w:pPr>
     </w:pPrDefault>
   </w:docDefaults>
@@ -2330,7 +2395,7 @@
       <w:keepNext w:val="1"/>
       <w:keepLines w:val="1"/>
       <w:pageBreakBefore w:val="0"/>
-      <w:spacing w:after="120" w:before="240" w:lineRule="auto"/>
+      <w:spacing w:after="120" w:before="200" w:lineRule="auto"/>
     </w:pPr>
     <w:rPr>
       <w:b w:val="0"/>
@@ -2347,7 +2412,7 @@
       <w:keepNext w:val="1"/>
       <w:keepLines w:val="1"/>
       <w:pageBreakBefore w:val="0"/>
-      <w:spacing w:after="80" w:before="200" w:lineRule="auto"/>
+      <w:spacing w:after="80" w:before="160" w:lineRule="auto"/>
     </w:pPr>
     <w:rPr>
       <w:b w:val="0"/>

--- a/report/final_report_apart_es.docx
+++ b/report/final_report_apart_es.docx
@@ -94,7 +94,27 @@
             <w:bookmarkStart w:colFirst="0" w:colLast="0" w:name="_bzdusysp7krw" w:id="0"/>
             <w:bookmarkEnd w:id="0"/>
             <w:r>
-              <w:t>Aislamiento Declarado No Es Aislamiento Verificado: Una Prueba Ejecutable de Canal Encubierto para la Contención de Agentes de IA</w:t>
+              <w:t>Aislamiento Declarado No Es Aislamiento Verificado</w:t>
+            </w:r>
+          </w:p>
+          <w:p>
+            <w:pPr>
+              <w:pStyle w:val="Subtitle"/>
+              <w:spacing w:after="200" w:line="240" w:lineRule="auto"/>
+              <w:jc w:val="center"/>
+              <w:rPr>
+                <w:rFonts w:ascii="Old Standard TT" w:cs="Old Standard TT" w:eastAsia="Old Standard TT" w:hAnsi="Old Standard TT"/>
+                <w:b w:val="1"/>
+                <w:bCs w:val="1"/>
+                <w:color w:val="000000"/>
+                <w:sz w:val="40"/>
+                <w:szCs w:val="40"/>
+              </w:rPr>
+            </w:pPr>
+            <w:bookmarkStart w:colFirst="0" w:colLast="0" w:name="_bzdusysp7krw" w:id="0"/>
+            <w:bookmarkEnd w:id="0"/>
+            <w:r>
+              <w:t>Una Prueba Ejecutable de Canal Encubierto para la Contención de Agentes de IA</w:t>
             </w:r>
           </w:p>
           <w:p>
